--- a/mern/_Interview/CSS_INTERVIEW.docx
+++ b/mern/_Interview/CSS_INTERVIEW.docx
@@ -272,12 +272,6 @@
         <w:gridCol w:w="4680"/>
       </w:tblGrid>
       <w:tr>
-        <w:tblPrEx>
-          <w:tblCellMar>
-            <w:top w:w="0" w:type="dxa"/>
-            <w:bottom w:w="0" w:type="dxa"/>
-          </w:tblCellMar>
-        </w:tblPrEx>
         <w:trPr>
           <w:tblHeader/>
         </w:trPr>
@@ -315,12 +309,6 @@
         </w:tc>
       </w:tr>
       <w:tr>
-        <w:tblPrEx>
-          <w:tblCellMar>
-            <w:top w:w="0" w:type="dxa"/>
-            <w:bottom w:w="0" w:type="dxa"/>
-          </w:tblCellMar>
-        </w:tblPrEx>
         <w:tc>
           <w:tcPr>
             <w:tcW w:w="4680" w:type="dxa"/>
@@ -343,12 +331,6 @@
         </w:tc>
       </w:tr>
       <w:tr>
-        <w:tblPrEx>
-          <w:tblCellMar>
-            <w:top w:w="0" w:type="dxa"/>
-            <w:bottom w:w="0" w:type="dxa"/>
-          </w:tblCellMar>
-        </w:tblPrEx>
         <w:tc>
           <w:tcPr>
             <w:tcW w:w="4680" w:type="dxa"/>
@@ -387,12 +369,6 @@
         </w:tc>
       </w:tr>
       <w:tr>
-        <w:tblPrEx>
-          <w:tblCellMar>
-            <w:top w:w="0" w:type="dxa"/>
-            <w:bottom w:w="0" w:type="dxa"/>
-          </w:tblCellMar>
-        </w:tblPrEx>
         <w:tc>
           <w:tcPr>
             <w:tcW w:w="4680" w:type="dxa"/>
@@ -575,12 +551,6 @@
         <w:gridCol w:w="4680"/>
       </w:tblGrid>
       <w:tr>
-        <w:tblPrEx>
-          <w:tblCellMar>
-            <w:top w:w="0" w:type="dxa"/>
-            <w:bottom w:w="0" w:type="dxa"/>
-          </w:tblCellMar>
-        </w:tblPrEx>
         <w:trPr>
           <w:tblHeader/>
         </w:trPr>
@@ -618,12 +588,6 @@
         </w:tc>
       </w:tr>
       <w:tr>
-        <w:tblPrEx>
-          <w:tblCellMar>
-            <w:top w:w="0" w:type="dxa"/>
-            <w:bottom w:w="0" w:type="dxa"/>
-          </w:tblCellMar>
-        </w:tblPrEx>
         <w:tc>
           <w:tcPr>
             <w:tcW w:w="4680" w:type="dxa"/>
@@ -646,12 +610,6 @@
         </w:tc>
       </w:tr>
       <w:tr>
-        <w:tblPrEx>
-          <w:tblCellMar>
-            <w:top w:w="0" w:type="dxa"/>
-            <w:bottom w:w="0" w:type="dxa"/>
-          </w:tblCellMar>
-        </w:tblPrEx>
         <w:tc>
           <w:tcPr>
             <w:tcW w:w="4680" w:type="dxa"/>
@@ -684,12 +642,6 @@
         </w:tc>
       </w:tr>
       <w:tr>
-        <w:tblPrEx>
-          <w:tblCellMar>
-            <w:top w:w="0" w:type="dxa"/>
-            <w:bottom w:w="0" w:type="dxa"/>
-          </w:tblCellMar>
-        </w:tblPrEx>
         <w:tc>
           <w:tcPr>
             <w:tcW w:w="4680" w:type="dxa"/>
@@ -765,12 +717,6 @@
         <w:gridCol w:w="3120"/>
       </w:tblGrid>
       <w:tr>
-        <w:tblPrEx>
-          <w:tblCellMar>
-            <w:top w:w="0" w:type="dxa"/>
-            <w:bottom w:w="0" w:type="dxa"/>
-          </w:tblCellMar>
-        </w:tblPrEx>
         <w:trPr>
           <w:tblHeader/>
         </w:trPr>
@@ -824,12 +770,6 @@
         </w:tc>
       </w:tr>
       <w:tr>
-        <w:tblPrEx>
-          <w:tblCellMar>
-            <w:top w:w="0" w:type="dxa"/>
-            <w:bottom w:w="0" w:type="dxa"/>
-          </w:tblCellMar>
-        </w:tblPrEx>
         <w:tc>
           <w:tcPr>
             <w:tcW w:w="3120" w:type="dxa"/>
@@ -862,12 +802,6 @@
         </w:tc>
       </w:tr>
       <w:tr>
-        <w:tblPrEx>
-          <w:tblCellMar>
-            <w:top w:w="0" w:type="dxa"/>
-            <w:bottom w:w="0" w:type="dxa"/>
-          </w:tblCellMar>
-        </w:tblPrEx>
         <w:tc>
           <w:tcPr>
             <w:tcW w:w="3120" w:type="dxa"/>
@@ -906,12 +840,6 @@
         </w:tc>
       </w:tr>
       <w:tr>
-        <w:tblPrEx>
-          <w:tblCellMar>
-            <w:top w:w="0" w:type="dxa"/>
-            <w:bottom w:w="0" w:type="dxa"/>
-          </w:tblCellMar>
-        </w:tblPrEx>
         <w:tc>
           <w:tcPr>
             <w:tcW w:w="3120" w:type="dxa"/>
@@ -967,12 +895,6 @@
         </w:tc>
       </w:tr>
       <w:tr>
-        <w:tblPrEx>
-          <w:tblCellMar>
-            <w:top w:w="0" w:type="dxa"/>
-            <w:bottom w:w="0" w:type="dxa"/>
-          </w:tblCellMar>
-        </w:tblPrEx>
         <w:tc>
           <w:tcPr>
             <w:tcW w:w="3120" w:type="dxa"/>
@@ -1424,6 +1346,9 @@
         <w:spacing w:before="320" w:after="120"/>
       </w:pPr>
       <w:r>
+        <w:rPr>
+          <w:noProof/>
+        </w:rPr>
         <w:drawing>
           <wp:inline distT="0" distB="0" distL="0" distR="0" wp14:anchorId="3855B1A0" wp14:editId="0D4AD97A">
             <wp:extent cx="4167963" cy="1807772"/>
@@ -1491,12 +1416,6 @@
         <w:gridCol w:w="4680"/>
       </w:tblGrid>
       <w:tr>
-        <w:tblPrEx>
-          <w:tblCellMar>
-            <w:top w:w="0" w:type="dxa"/>
-            <w:bottom w:w="0" w:type="dxa"/>
-          </w:tblCellMar>
-        </w:tblPrEx>
         <w:trPr>
           <w:tblHeader/>
         </w:trPr>
@@ -1534,12 +1453,6 @@
         </w:tc>
       </w:tr>
       <w:tr>
-        <w:tblPrEx>
-          <w:tblCellMar>
-            <w:top w:w="0" w:type="dxa"/>
-            <w:bottom w:w="0" w:type="dxa"/>
-          </w:tblCellMar>
-        </w:tblPrEx>
         <w:tc>
           <w:tcPr>
             <w:tcW w:w="4680" w:type="dxa"/>
@@ -1562,12 +1475,6 @@
         </w:tc>
       </w:tr>
       <w:tr>
-        <w:tblPrEx>
-          <w:tblCellMar>
-            <w:top w:w="0" w:type="dxa"/>
-            <w:bottom w:w="0" w:type="dxa"/>
-          </w:tblCellMar>
-        </w:tblPrEx>
         <w:tc>
           <w:tcPr>
             <w:tcW w:w="4680" w:type="dxa"/>
@@ -1590,12 +1497,6 @@
         </w:tc>
       </w:tr>
       <w:tr>
-        <w:tblPrEx>
-          <w:tblCellMar>
-            <w:top w:w="0" w:type="dxa"/>
-            <w:bottom w:w="0" w:type="dxa"/>
-          </w:tblCellMar>
-        </w:tblPrEx>
         <w:tc>
           <w:tcPr>
             <w:tcW w:w="4680" w:type="dxa"/>
@@ -1618,12 +1519,6 @@
         </w:tc>
       </w:tr>
       <w:tr>
-        <w:tblPrEx>
-          <w:tblCellMar>
-            <w:top w:w="0" w:type="dxa"/>
-            <w:bottom w:w="0" w:type="dxa"/>
-          </w:tblCellMar>
-        </w:tblPrEx>
         <w:tc>
           <w:tcPr>
             <w:tcW w:w="4680" w:type="dxa"/>
@@ -2201,12 +2096,6 @@
         <w:gridCol w:w="4680"/>
       </w:tblGrid>
       <w:tr>
-        <w:tblPrEx>
-          <w:tblCellMar>
-            <w:top w:w="0" w:type="dxa"/>
-            <w:bottom w:w="0" w:type="dxa"/>
-          </w:tblCellMar>
-        </w:tblPrEx>
         <w:trPr>
           <w:tblHeader/>
         </w:trPr>
@@ -2244,12 +2133,6 @@
         </w:tc>
       </w:tr>
       <w:tr>
-        <w:tblPrEx>
-          <w:tblCellMar>
-            <w:top w:w="0" w:type="dxa"/>
-            <w:bottom w:w="0" w:type="dxa"/>
-          </w:tblCellMar>
-        </w:tblPrEx>
         <w:tc>
           <w:tcPr>
             <w:tcW w:w="4680" w:type="dxa"/>
@@ -2272,12 +2155,6 @@
         </w:tc>
       </w:tr>
       <w:tr>
-        <w:tblPrEx>
-          <w:tblCellMar>
-            <w:top w:w="0" w:type="dxa"/>
-            <w:bottom w:w="0" w:type="dxa"/>
-          </w:tblCellMar>
-        </w:tblPrEx>
         <w:tc>
           <w:tcPr>
             <w:tcW w:w="4680" w:type="dxa"/>
@@ -2300,12 +2177,6 @@
         </w:tc>
       </w:tr>
       <w:tr>
-        <w:tblPrEx>
-          <w:tblCellMar>
-            <w:top w:w="0" w:type="dxa"/>
-            <w:bottom w:w="0" w:type="dxa"/>
-          </w:tblCellMar>
-        </w:tblPrEx>
         <w:tc>
           <w:tcPr>
             <w:tcW w:w="4680" w:type="dxa"/>
@@ -2330,12 +2201,6 @@
         </w:tc>
       </w:tr>
       <w:tr>
-        <w:tblPrEx>
-          <w:tblCellMar>
-            <w:top w:w="0" w:type="dxa"/>
-            <w:bottom w:w="0" w:type="dxa"/>
-          </w:tblCellMar>
-        </w:tblPrEx>
         <w:tc>
           <w:tcPr>
             <w:tcW w:w="4680" w:type="dxa"/>
@@ -2360,15 +2225,7 @@
             </w:r>
             <w:proofErr w:type="gramEnd"/>
             <w:r>
-              <w:t xml:space="preserve"> from </w:t>
-            </w:r>
-            <w:proofErr w:type="gramStart"/>
-            <w:r>
-              <w:t>document</w:t>
-            </w:r>
-            <w:proofErr w:type="gramEnd"/>
-            <w:r>
-              <w:t xml:space="preserve"> flow entirely (no space reserved).</w:t>
+              <w:t xml:space="preserve"> from document flow entirely (no space reserved).</w:t>
             </w:r>
           </w:p>
         </w:tc>
@@ -2655,12 +2512,6 @@
         <w:gridCol w:w="4680"/>
       </w:tblGrid>
       <w:tr>
-        <w:tblPrEx>
-          <w:tblCellMar>
-            <w:top w:w="0" w:type="dxa"/>
-            <w:bottom w:w="0" w:type="dxa"/>
-          </w:tblCellMar>
-        </w:tblPrEx>
         <w:trPr>
           <w:tblHeader/>
         </w:trPr>
@@ -2698,12 +2549,6 @@
         </w:tc>
       </w:tr>
       <w:tr>
-        <w:tblPrEx>
-          <w:tblCellMar>
-            <w:top w:w="0" w:type="dxa"/>
-            <w:bottom w:w="0" w:type="dxa"/>
-          </w:tblCellMar>
-        </w:tblPrEx>
         <w:tc>
           <w:tcPr>
             <w:tcW w:w="4680" w:type="dxa"/>
@@ -2726,12 +2571,6 @@
         </w:tc>
       </w:tr>
       <w:tr>
-        <w:tblPrEx>
-          <w:tblCellMar>
-            <w:top w:w="0" w:type="dxa"/>
-            <w:bottom w:w="0" w:type="dxa"/>
-          </w:tblCellMar>
-        </w:tblPrEx>
         <w:tc>
           <w:tcPr>
             <w:tcW w:w="4680" w:type="dxa"/>
@@ -2756,12 +2595,6 @@
         </w:tc>
       </w:tr>
       <w:tr>
-        <w:tblPrEx>
-          <w:tblCellMar>
-            <w:top w:w="0" w:type="dxa"/>
-            <w:bottom w:w="0" w:type="dxa"/>
-          </w:tblCellMar>
-        </w:tblPrEx>
         <w:tc>
           <w:tcPr>
             <w:tcW w:w="4680" w:type="dxa"/>
@@ -2784,12 +2617,6 @@
         </w:tc>
       </w:tr>
       <w:tr>
-        <w:tblPrEx>
-          <w:tblCellMar>
-            <w:top w:w="0" w:type="dxa"/>
-            <w:bottom w:w="0" w:type="dxa"/>
-          </w:tblCellMar>
-        </w:tblPrEx>
         <w:tc>
           <w:tcPr>
             <w:tcW w:w="4680" w:type="dxa"/>
@@ -3011,12 +2838,6 @@
         <w:gridCol w:w="4680"/>
       </w:tblGrid>
       <w:tr>
-        <w:tblPrEx>
-          <w:tblCellMar>
-            <w:top w:w="0" w:type="dxa"/>
-            <w:bottom w:w="0" w:type="dxa"/>
-          </w:tblCellMar>
-        </w:tblPrEx>
         <w:trPr>
           <w:tblHeader/>
         </w:trPr>
@@ -3054,12 +2875,6 @@
         </w:tc>
       </w:tr>
       <w:tr>
-        <w:tblPrEx>
-          <w:tblCellMar>
-            <w:top w:w="0" w:type="dxa"/>
-            <w:bottom w:w="0" w:type="dxa"/>
-          </w:tblCellMar>
-        </w:tblPrEx>
         <w:tc>
           <w:tcPr>
             <w:tcW w:w="4680" w:type="dxa"/>
@@ -3082,12 +2897,6 @@
         </w:tc>
       </w:tr>
       <w:tr>
-        <w:tblPrEx>
-          <w:tblCellMar>
-            <w:top w:w="0" w:type="dxa"/>
-            <w:bottom w:w="0" w:type="dxa"/>
-          </w:tblCellMar>
-        </w:tblPrEx>
         <w:tc>
           <w:tcPr>
             <w:tcW w:w="4680" w:type="dxa"/>
@@ -3110,12 +2919,6 @@
         </w:tc>
       </w:tr>
       <w:tr>
-        <w:tblPrEx>
-          <w:tblCellMar>
-            <w:top w:w="0" w:type="dxa"/>
-            <w:bottom w:w="0" w:type="dxa"/>
-          </w:tblCellMar>
-        </w:tblPrEx>
         <w:tc>
           <w:tcPr>
             <w:tcW w:w="4680" w:type="dxa"/>
@@ -3138,12 +2941,6 @@
         </w:tc>
       </w:tr>
       <w:tr>
-        <w:tblPrEx>
-          <w:tblCellMar>
-            <w:top w:w="0" w:type="dxa"/>
-            <w:bottom w:w="0" w:type="dxa"/>
-          </w:tblCellMar>
-        </w:tblPrEx>
         <w:tc>
           <w:tcPr>
             <w:tcW w:w="4680" w:type="dxa"/>
@@ -3166,12 +2963,6 @@
         </w:tc>
       </w:tr>
       <w:tr>
-        <w:tblPrEx>
-          <w:tblCellMar>
-            <w:top w:w="0" w:type="dxa"/>
-            <w:bottom w:w="0" w:type="dxa"/>
-          </w:tblCellMar>
-        </w:tblPrEx>
         <w:tc>
           <w:tcPr>
             <w:tcW w:w="4680" w:type="dxa"/>
@@ -3386,12 +3177,6 @@
         <w:gridCol w:w="4680"/>
       </w:tblGrid>
       <w:tr>
-        <w:tblPrEx>
-          <w:tblCellMar>
-            <w:top w:w="0" w:type="dxa"/>
-            <w:bottom w:w="0" w:type="dxa"/>
-          </w:tblCellMar>
-        </w:tblPrEx>
         <w:trPr>
           <w:tblHeader/>
         </w:trPr>
@@ -3429,12 +3214,6 @@
         </w:tc>
       </w:tr>
       <w:tr>
-        <w:tblPrEx>
-          <w:tblCellMar>
-            <w:top w:w="0" w:type="dxa"/>
-            <w:bottom w:w="0" w:type="dxa"/>
-          </w:tblCellMar>
-        </w:tblPrEx>
         <w:tc>
           <w:tcPr>
             <w:tcW w:w="4680" w:type="dxa"/>
@@ -3457,12 +3236,6 @@
         </w:tc>
       </w:tr>
       <w:tr>
-        <w:tblPrEx>
-          <w:tblCellMar>
-            <w:top w:w="0" w:type="dxa"/>
-            <w:bottom w:w="0" w:type="dxa"/>
-          </w:tblCellMar>
-        </w:tblPrEx>
         <w:tc>
           <w:tcPr>
             <w:tcW w:w="4680" w:type="dxa"/>
@@ -3485,12 +3258,6 @@
         </w:tc>
       </w:tr>
       <w:tr>
-        <w:tblPrEx>
-          <w:tblCellMar>
-            <w:top w:w="0" w:type="dxa"/>
-            <w:bottom w:w="0" w:type="dxa"/>
-          </w:tblCellMar>
-        </w:tblPrEx>
         <w:tc>
           <w:tcPr>
             <w:tcW w:w="4680" w:type="dxa"/>
@@ -3565,12 +3332,6 @@
         <w:gridCol w:w="4680"/>
       </w:tblGrid>
       <w:tr>
-        <w:tblPrEx>
-          <w:tblCellMar>
-            <w:top w:w="0" w:type="dxa"/>
-            <w:bottom w:w="0" w:type="dxa"/>
-          </w:tblCellMar>
-        </w:tblPrEx>
         <w:trPr>
           <w:tblHeader/>
         </w:trPr>
@@ -3608,12 +3369,6 @@
         </w:tc>
       </w:tr>
       <w:tr>
-        <w:tblPrEx>
-          <w:tblCellMar>
-            <w:top w:w="0" w:type="dxa"/>
-            <w:bottom w:w="0" w:type="dxa"/>
-          </w:tblCellMar>
-        </w:tblPrEx>
         <w:tc>
           <w:tcPr>
             <w:tcW w:w="4680" w:type="dxa"/>
@@ -3636,12 +3391,6 @@
         </w:tc>
       </w:tr>
       <w:tr>
-        <w:tblPrEx>
-          <w:tblCellMar>
-            <w:top w:w="0" w:type="dxa"/>
-            <w:bottom w:w="0" w:type="dxa"/>
-          </w:tblCellMar>
-        </w:tblPrEx>
         <w:tc>
           <w:tcPr>
             <w:tcW w:w="4680" w:type="dxa"/>
@@ -3664,12 +3413,6 @@
         </w:tc>
       </w:tr>
       <w:tr>
-        <w:tblPrEx>
-          <w:tblCellMar>
-            <w:top w:w="0" w:type="dxa"/>
-            <w:bottom w:w="0" w:type="dxa"/>
-          </w:tblCellMar>
-        </w:tblPrEx>
         <w:tc>
           <w:tcPr>
             <w:tcW w:w="4680" w:type="dxa"/>
@@ -3692,12 +3435,6 @@
         </w:tc>
       </w:tr>
       <w:tr>
-        <w:tblPrEx>
-          <w:tblCellMar>
-            <w:top w:w="0" w:type="dxa"/>
-            <w:bottom w:w="0" w:type="dxa"/>
-          </w:tblCellMar>
-        </w:tblPrEx>
         <w:tc>
           <w:tcPr>
             <w:tcW w:w="4680" w:type="dxa"/>
@@ -3835,12 +3572,6 @@
         <w:gridCol w:w="4680"/>
       </w:tblGrid>
       <w:tr>
-        <w:tblPrEx>
-          <w:tblCellMar>
-            <w:top w:w="0" w:type="dxa"/>
-            <w:bottom w:w="0" w:type="dxa"/>
-          </w:tblCellMar>
-        </w:tblPrEx>
         <w:trPr>
           <w:tblHeader/>
         </w:trPr>
@@ -3878,12 +3609,6 @@
         </w:tc>
       </w:tr>
       <w:tr>
-        <w:tblPrEx>
-          <w:tblCellMar>
-            <w:top w:w="0" w:type="dxa"/>
-            <w:bottom w:w="0" w:type="dxa"/>
-          </w:tblCellMar>
-        </w:tblPrEx>
         <w:tc>
           <w:tcPr>
             <w:tcW w:w="4680" w:type="dxa"/>
@@ -3906,12 +3631,6 @@
         </w:tc>
       </w:tr>
       <w:tr>
-        <w:tblPrEx>
-          <w:tblCellMar>
-            <w:top w:w="0" w:type="dxa"/>
-            <w:bottom w:w="0" w:type="dxa"/>
-          </w:tblCellMar>
-        </w:tblPrEx>
         <w:tc>
           <w:tcPr>
             <w:tcW w:w="4680" w:type="dxa"/>
@@ -3939,12 +3658,6 @@
         </w:tc>
       </w:tr>
       <w:tr>
-        <w:tblPrEx>
-          <w:tblCellMar>
-            <w:top w:w="0" w:type="dxa"/>
-            <w:bottom w:w="0" w:type="dxa"/>
-          </w:tblCellMar>
-        </w:tblPrEx>
         <w:tc>
           <w:tcPr>
             <w:tcW w:w="4680" w:type="dxa"/>
@@ -3967,12 +3680,6 @@
         </w:tc>
       </w:tr>
       <w:tr>
-        <w:tblPrEx>
-          <w:tblCellMar>
-            <w:top w:w="0" w:type="dxa"/>
-            <w:bottom w:w="0" w:type="dxa"/>
-          </w:tblCellMar>
-        </w:tblPrEx>
         <w:tc>
           <w:tcPr>
             <w:tcW w:w="4680" w:type="dxa"/>
@@ -4036,12 +3743,6 @@
         <w:gridCol w:w="4680"/>
       </w:tblGrid>
       <w:tr>
-        <w:tblPrEx>
-          <w:tblCellMar>
-            <w:top w:w="0" w:type="dxa"/>
-            <w:bottom w:w="0" w:type="dxa"/>
-          </w:tblCellMar>
-        </w:tblPrEx>
         <w:trPr>
           <w:tblHeader/>
         </w:trPr>
@@ -4079,12 +3780,6 @@
         </w:tc>
       </w:tr>
       <w:tr>
-        <w:tblPrEx>
-          <w:tblCellMar>
-            <w:top w:w="0" w:type="dxa"/>
-            <w:bottom w:w="0" w:type="dxa"/>
-          </w:tblCellMar>
-        </w:tblPrEx>
         <w:tc>
           <w:tcPr>
             <w:tcW w:w="4680" w:type="dxa"/>
@@ -4112,12 +3807,6 @@
         </w:tc>
       </w:tr>
       <w:tr>
-        <w:tblPrEx>
-          <w:tblCellMar>
-            <w:top w:w="0" w:type="dxa"/>
-            <w:bottom w:w="0" w:type="dxa"/>
-          </w:tblCellMar>
-        </w:tblPrEx>
         <w:tc>
           <w:tcPr>
             <w:tcW w:w="4680" w:type="dxa"/>
@@ -4140,12 +3829,6 @@
         </w:tc>
       </w:tr>
       <w:tr>
-        <w:tblPrEx>
-          <w:tblCellMar>
-            <w:top w:w="0" w:type="dxa"/>
-            <w:bottom w:w="0" w:type="dxa"/>
-          </w:tblCellMar>
-        </w:tblPrEx>
         <w:tc>
           <w:tcPr>
             <w:tcW w:w="4680" w:type="dxa"/>
@@ -4198,13 +3881,70 @@
           <w:bottom w:val="single" w:sz="6" w:space="0" w:color="1F4E79"/>
         </w:pBdr>
         <w:spacing w:before="320" w:after="120"/>
-      </w:pPr>
-      <w:r>
         <w:rPr>
           <w:b/>
           <w:bCs/>
           <w:color w:val="1F4E79"/>
         </w:rPr>
+      </w:pPr>
+    </w:p>
+    <w:p>
+      <w:pPr>
+        <w:pStyle w:val="Heading1"/>
+        <w:pBdr>
+          <w:bottom w:val="single" w:sz="6" w:space="0" w:color="1F4E79"/>
+        </w:pBdr>
+        <w:spacing w:before="320" w:after="120"/>
+        <w:rPr>
+          <w:b/>
+          <w:bCs/>
+          <w:color w:val="1F4E79"/>
+        </w:rPr>
+      </w:pPr>
+    </w:p>
+    <w:p>
+      <w:pPr>
+        <w:pStyle w:val="Heading1"/>
+        <w:pBdr>
+          <w:bottom w:val="single" w:sz="6" w:space="0" w:color="1F4E79"/>
+        </w:pBdr>
+        <w:spacing w:before="320" w:after="120"/>
+        <w:rPr>
+          <w:b/>
+          <w:bCs/>
+          <w:color w:val="1F4E79"/>
+        </w:rPr>
+      </w:pPr>
+    </w:p>
+    <w:p>
+      <w:pPr>
+        <w:pStyle w:val="Heading1"/>
+        <w:pBdr>
+          <w:bottom w:val="single" w:sz="6" w:space="0" w:color="1F4E79"/>
+        </w:pBdr>
+        <w:spacing w:before="320" w:after="120"/>
+        <w:rPr>
+          <w:b/>
+          <w:bCs/>
+          <w:color w:val="1F4E79"/>
+        </w:rPr>
+      </w:pPr>
+    </w:p>
+    <w:p>
+      <w:pPr>
+        <w:pStyle w:val="Heading1"/>
+        <w:pBdr>
+          <w:bottom w:val="single" w:sz="6" w:space="0" w:color="1F4E79"/>
+        </w:pBdr>
+        <w:spacing w:before="320" w:after="120"/>
+      </w:pPr>
+      <w:r>
+        <w:rPr>
+          <w:b/>
+          <w:bCs/>
+          <w:color w:val="1F4E79"/>
+        </w:rPr>
+        <w:lastRenderedPageBreak/>
         <w:t>17. Media Queries</w:t>
       </w:r>
     </w:p>
@@ -4314,7 +4054,6 @@
           <w:sz w:val="19"/>
           <w:szCs w:val="19"/>
         </w:rPr>
-        <w:lastRenderedPageBreak/>
         <w:t>@media</w:t>
       </w:r>
       <w:proofErr w:type="gramEnd"/>
@@ -4423,12 +4162,6 @@
         <w:gridCol w:w="4680"/>
       </w:tblGrid>
       <w:tr>
-        <w:tblPrEx>
-          <w:tblCellMar>
-            <w:top w:w="0" w:type="dxa"/>
-            <w:bottom w:w="0" w:type="dxa"/>
-          </w:tblCellMar>
-        </w:tblPrEx>
         <w:trPr>
           <w:tblHeader/>
         </w:trPr>
@@ -4466,12 +4199,6 @@
         </w:tc>
       </w:tr>
       <w:tr>
-        <w:tblPrEx>
-          <w:tblCellMar>
-            <w:top w:w="0" w:type="dxa"/>
-            <w:bottom w:w="0" w:type="dxa"/>
-          </w:tblCellMar>
-        </w:tblPrEx>
         <w:tc>
           <w:tcPr>
             <w:tcW w:w="4680" w:type="dxa"/>
@@ -4494,12 +4221,6 @@
         </w:tc>
       </w:tr>
       <w:tr>
-        <w:tblPrEx>
-          <w:tblCellMar>
-            <w:top w:w="0" w:type="dxa"/>
-            <w:bottom w:w="0" w:type="dxa"/>
-          </w:tblCellMar>
-        </w:tblPrEx>
         <w:tc>
           <w:tcPr>
             <w:tcW w:w="4680" w:type="dxa"/>
@@ -4522,12 +4243,6 @@
         </w:tc>
       </w:tr>
       <w:tr>
-        <w:tblPrEx>
-          <w:tblCellMar>
-            <w:top w:w="0" w:type="dxa"/>
-            <w:bottom w:w="0" w:type="dxa"/>
-          </w:tblCellMar>
-        </w:tblPrEx>
         <w:tc>
           <w:tcPr>
             <w:tcW w:w="4680" w:type="dxa"/>
@@ -4550,12 +4265,6 @@
         </w:tc>
       </w:tr>
       <w:tr>
-        <w:tblPrEx>
-          <w:tblCellMar>
-            <w:top w:w="0" w:type="dxa"/>
-            <w:bottom w:w="0" w:type="dxa"/>
-          </w:tblCellMar>
-        </w:tblPrEx>
         <w:tc>
           <w:tcPr>
             <w:tcW w:w="4680" w:type="dxa"/>
@@ -4669,12 +4378,6 @@
         <w:gridCol w:w="3120"/>
       </w:tblGrid>
       <w:tr>
-        <w:tblPrEx>
-          <w:tblCellMar>
-            <w:top w:w="0" w:type="dxa"/>
-            <w:bottom w:w="0" w:type="dxa"/>
-          </w:tblCellMar>
-        </w:tblPrEx>
         <w:trPr>
           <w:tblHeader/>
         </w:trPr>
@@ -4728,12 +4431,6 @@
         </w:tc>
       </w:tr>
       <w:tr>
-        <w:tblPrEx>
-          <w:tblCellMar>
-            <w:top w:w="0" w:type="dxa"/>
-            <w:bottom w:w="0" w:type="dxa"/>
-          </w:tblCellMar>
-        </w:tblPrEx>
         <w:tc>
           <w:tcPr>
             <w:tcW w:w="3120" w:type="dxa"/>
@@ -4766,12 +4463,6 @@
         </w:tc>
       </w:tr>
       <w:tr>
-        <w:tblPrEx>
-          <w:tblCellMar>
-            <w:top w:w="0" w:type="dxa"/>
-            <w:bottom w:w="0" w:type="dxa"/>
-          </w:tblCellMar>
-        </w:tblPrEx>
         <w:tc>
           <w:tcPr>
             <w:tcW w:w="3120" w:type="dxa"/>
@@ -4828,12 +4519,6 @@
         </w:tc>
       </w:tr>
       <w:tr>
-        <w:tblPrEx>
-          <w:tblCellMar>
-            <w:top w:w="0" w:type="dxa"/>
-            <w:bottom w:w="0" w:type="dxa"/>
-          </w:tblCellMar>
-        </w:tblPrEx>
         <w:tc>
           <w:tcPr>
             <w:tcW w:w="3120" w:type="dxa"/>
@@ -4889,12 +4574,6 @@
         </w:tc>
       </w:tr>
       <w:tr>
-        <w:tblPrEx>
-          <w:tblCellMar>
-            <w:top w:w="0" w:type="dxa"/>
-            <w:bottom w:w="0" w:type="dxa"/>
-          </w:tblCellMar>
-        </w:tblPrEx>
         <w:tc>
           <w:tcPr>
             <w:tcW w:w="3120" w:type="dxa"/>
@@ -4935,12 +4614,6 @@
         </w:tc>
       </w:tr>
       <w:tr>
-        <w:tblPrEx>
-          <w:tblCellMar>
-            <w:top w:w="0" w:type="dxa"/>
-            <w:bottom w:w="0" w:type="dxa"/>
-          </w:tblCellMar>
-        </w:tblPrEx>
         <w:tc>
           <w:tcPr>
             <w:tcW w:w="3120" w:type="dxa"/>
@@ -4991,12 +4664,6 @@
         </w:tc>
       </w:tr>
       <w:tr>
-        <w:tblPrEx>
-          <w:tblCellMar>
-            <w:top w:w="0" w:type="dxa"/>
-            <w:bottom w:w="0" w:type="dxa"/>
-          </w:tblCellMar>
-        </w:tblPrEx>
         <w:tc>
           <w:tcPr>
             <w:tcW w:w="3120" w:type="dxa"/>
@@ -5198,6 +4865,14 @@
           <w:szCs w:val="19"/>
         </w:rPr>
         <w:br/>
+      </w:r>
+      <w:r>
+        <w:rPr>
+          <w:rFonts w:ascii="Consolas" w:eastAsia="Consolas" w:hAnsi="Consolas" w:cs="Consolas"/>
+          <w:sz w:val="19"/>
+          <w:szCs w:val="19"/>
+        </w:rPr>
+        <w:lastRenderedPageBreak/>
         <w:t xml:space="preserve">@keyframes </w:t>
       </w:r>
       <w:proofErr w:type="spellStart"/>
@@ -5417,7 +5092,6 @@
         <w:spacing w:after="60"/>
       </w:pPr>
       <w:r>
-        <w:lastRenderedPageBreak/>
         <w:t>animation-iteration-count</w:t>
       </w:r>
     </w:p>
